--- a/templates/dagvaarding.docx
+++ b/templates/dagvaarding.docx
@@ -866,6 +866,57 @@
         <w:t>De kosten van dit exploot zijn: [KOSTEN]</w:t>
       </w:r>
     </w:p>
+    <w:p>
+      <w:pPr>
+        <w:spacing w:after="80"/>
+      </w:pPr>
+      <w:r>
+        <w:rPr>
+          <w:rFonts w:ascii="Calibri" w:hAnsi="Calibri"/>
+          <w:b w:val="0"/>
+          <w:sz w:val="22"/>
+        </w:rPr>
+      </w:r>
+    </w:p>
+    <w:p>
+      <w:pPr>
+        <w:spacing w:after="80"/>
+      </w:pPr>
+      <w:r>
+        <w:rPr>
+          <w:rFonts w:ascii="Calibri" w:hAnsi="Calibri"/>
+          <w:b/>
+          <w:sz w:val="22"/>
+        </w:rPr>
+        <w:t>Mevr. mr. L. Kesting</w:t>
+      </w:r>
+    </w:p>
+    <w:p>
+      <w:pPr>
+        <w:spacing w:after="80"/>
+      </w:pPr>
+      <w:r>
+        <w:rPr>
+          <w:rFonts w:ascii="Calibri" w:hAnsi="Calibri"/>
+          <w:b w:val="0"/>
+          <w:sz w:val="22"/>
+        </w:rPr>
+        <w:t>Kesting Legal</w:t>
+      </w:r>
+    </w:p>
+    <w:p>
+      <w:pPr>
+        <w:spacing w:after="80"/>
+      </w:pPr>
+      <w:r>
+        <w:rPr>
+          <w:rFonts w:ascii="Calibri" w:hAnsi="Calibri"/>
+          <w:b w:val="0"/>
+          <w:sz w:val="22"/>
+        </w:rPr>
+        <w:t>Advocaat</w:t>
+      </w:r>
+    </w:p>
     <w:sectPr>
       <w:pgSz w:w="12240" w:h="15840"/>
       <w:pgMar w:top="1417" w:right="1417" w:bottom="1134" w:left="1417" w:header="720" w:footer="720" w:gutter="0"/>

--- a/templates/dagvaarding.docx
+++ b/templates/dagvaarding.docx
@@ -24856,7 +24856,7 @@
         <a:font script="Geor" typeface="Sylfaen"/>
       </a:majorFont>
       <a:minorFont>
-        <a:latin typeface="Cambria"/>
+        <a:latin typeface="Calibri"/>
         <a:ea typeface=""/>
         <a:cs typeface=""/>
         <a:font script="Jpan" typeface="ＭＳ 明朝"/>
